--- a/RequirementsDocument.docx
+++ b/RequirementsDocument.docx
@@ -65,6 +65,30 @@
     <w:p>
       <w:pPr>
         <w:pStyle w:val="ListParagraph"/>
+        <w:tabs>
+          <w:tab w:val="left" w:pos="270"/>
+        </w:tabs>
+        <w:ind w:left="1440"/>
+        <w:rPr>
+          <w:rFonts w:ascii="Times New Roman" w:eastAsia="Calibri" w:hAnsi="Times New Roman" w:cs="Times New Roman"/>
+          <w:b/>
+          <w:bCs/>
+          <w:color w:val="000000" w:themeColor="text1"/>
+        </w:rPr>
+      </w:pPr>
+      <w:r>
+        <w:rPr>
+          <w:rFonts w:ascii="Times New Roman" w:eastAsia="Calibri" w:hAnsi="Times New Roman" w:cs="Times New Roman"/>
+          <w:b/>
+          <w:bCs/>
+          <w:color w:val="000000" w:themeColor="text1"/>
+        </w:rPr>
+        <w:t xml:space="preserve">All of us are interested in music. Through our project we hope to gain a better idea of how musical instruments are created. </w:t>
+      </w:r>
+    </w:p>
+    <w:p>
+      <w:pPr>
+        <w:pStyle w:val="ListParagraph"/>
         <w:numPr>
           <w:ilvl w:val="1"/>
           <w:numId w:val="1"/>
@@ -110,6 +134,90 @@
         <w:pStyle w:val="ListParagraph"/>
         <w:numPr>
           <w:ilvl w:val="0"/>
+          <w:numId w:val="4"/>
+        </w:numPr>
+        <w:rPr>
+          <w:rFonts w:ascii="Times New Roman" w:eastAsia="Calibri" w:hAnsi="Times New Roman" w:cs="Times New Roman"/>
+          <w:color w:val="000000" w:themeColor="text1"/>
+        </w:rPr>
+      </w:pPr>
+      <w:r>
+        <w:rPr>
+          <w:rFonts w:ascii="Times New Roman" w:eastAsia="Calibri" w:hAnsi="Times New Roman" w:cs="Times New Roman"/>
+          <w:b/>
+          <w:bCs/>
+          <w:color w:val="000000" w:themeColor="text1"/>
+        </w:rPr>
+        <w:t>Octave- the spacing between two notes such that the top note is double the frequency of the bottom note. It is divided into 12 equal pitches.</w:t>
+      </w:r>
+    </w:p>
+    <w:p>
+      <w:pPr>
+        <w:pStyle w:val="ListParagraph"/>
+        <w:numPr>
+          <w:ilvl w:val="0"/>
+          <w:numId w:val="4"/>
+        </w:numPr>
+        <w:rPr>
+          <w:rFonts w:ascii="Times New Roman" w:eastAsia="Calibri" w:hAnsi="Times New Roman" w:cs="Times New Roman"/>
+          <w:color w:val="000000" w:themeColor="text1"/>
+        </w:rPr>
+      </w:pPr>
+      <w:r>
+        <w:rPr>
+          <w:rFonts w:ascii="Times New Roman" w:eastAsia="Calibri" w:hAnsi="Times New Roman" w:cs="Times New Roman"/>
+          <w:b/>
+          <w:bCs/>
+          <w:color w:val="000000" w:themeColor="text1"/>
+        </w:rPr>
+        <w:t>Pitch- Frequency of a note</w:t>
+      </w:r>
+    </w:p>
+    <w:p>
+      <w:pPr>
+        <w:pStyle w:val="ListParagraph"/>
+        <w:numPr>
+          <w:ilvl w:val="0"/>
+          <w:numId w:val="4"/>
+        </w:numPr>
+        <w:rPr>
+          <w:rFonts w:ascii="Times New Roman" w:eastAsia="Calibri" w:hAnsi="Times New Roman" w:cs="Times New Roman"/>
+          <w:color w:val="000000" w:themeColor="text1"/>
+        </w:rPr>
+      </w:pPr>
+      <w:r>
+        <w:rPr>
+          <w:rFonts w:ascii="Times New Roman" w:eastAsia="Calibri" w:hAnsi="Times New Roman" w:cs="Times New Roman"/>
+          <w:b/>
+          <w:bCs/>
+          <w:color w:val="000000" w:themeColor="text1"/>
+        </w:rPr>
+        <w:t xml:space="preserve">Synthesizer- </w:t>
+      </w:r>
+      <w:r>
+        <w:rPr>
+          <w:rFonts w:ascii="Times New Roman" w:eastAsia="Calibri" w:hAnsi="Times New Roman" w:cs="Times New Roman"/>
+          <w:b/>
+          <w:bCs/>
+          <w:color w:val="000000" w:themeColor="text1"/>
+        </w:rPr>
+        <w:t>an electronic musical instrument that generates, shapes, and manipulates electrical signals to create sound, rather than relying on physical vibrations like traditional instruments</w:t>
+      </w:r>
+      <w:r>
+        <w:rPr>
+          <w:rFonts w:ascii="Times New Roman" w:eastAsia="Calibri" w:hAnsi="Times New Roman" w:cs="Times New Roman"/>
+          <w:b/>
+          <w:bCs/>
+          <w:color w:val="000000" w:themeColor="text1"/>
+        </w:rPr>
+        <w:t xml:space="preserve">. </w:t>
+      </w:r>
+    </w:p>
+    <w:p>
+      <w:pPr>
+        <w:pStyle w:val="ListParagraph"/>
+        <w:numPr>
+          <w:ilvl w:val="0"/>
           <w:numId w:val="1"/>
         </w:numPr>
         <w:tabs>
@@ -154,6 +262,66 @@
     <w:p>
       <w:pPr>
         <w:pStyle w:val="ListParagraph"/>
+        <w:tabs>
+          <w:tab w:val="left" w:pos="270"/>
+        </w:tabs>
+        <w:ind w:left="1440"/>
+        <w:rPr>
+          <w:rFonts w:ascii="Times New Roman" w:eastAsia="Calibri" w:hAnsi="Times New Roman" w:cs="Times New Roman"/>
+          <w:b/>
+          <w:bCs/>
+          <w:color w:val="000000" w:themeColor="text1"/>
+        </w:rPr>
+      </w:pPr>
+      <w:r>
+        <w:rPr>
+          <w:rFonts w:ascii="Times New Roman" w:eastAsia="Calibri" w:hAnsi="Times New Roman" w:cs="Times New Roman"/>
+          <w:b/>
+          <w:bCs/>
+          <w:color w:val="000000" w:themeColor="text1"/>
+        </w:rPr>
+        <w:t xml:space="preserve">We will use a separate ADC for each of the </w:t>
+      </w:r>
+      <w:r>
+        <w:rPr>
+          <w:rFonts w:ascii="Times New Roman" w:eastAsia="Calibri" w:hAnsi="Times New Roman" w:cs="Times New Roman"/>
+          <w:b/>
+          <w:bCs/>
+          <w:color w:val="000000" w:themeColor="text1"/>
+        </w:rPr>
+        <w:t>5</w:t>
+      </w:r>
+      <w:r>
+        <w:rPr>
+          <w:rFonts w:ascii="Times New Roman" w:eastAsia="Calibri" w:hAnsi="Times New Roman" w:cs="Times New Roman"/>
+          <w:b/>
+          <w:bCs/>
+          <w:color w:val="000000" w:themeColor="text1"/>
+        </w:rPr>
+        <w:t xml:space="preserve"> octaves. The analog signal will be multiplexed into the ADC.</w:t>
+      </w:r>
+      <w:r>
+        <w:rPr>
+          <w:rFonts w:ascii="Times New Roman" w:eastAsia="Calibri" w:hAnsi="Times New Roman" w:cs="Times New Roman"/>
+          <w:b/>
+          <w:bCs/>
+          <w:color w:val="000000" w:themeColor="text1"/>
+        </w:rPr>
+        <w:t xml:space="preserve"> </w:t>
+      </w:r>
+      <w:r>
+        <w:rPr>
+          <w:rFonts w:ascii="Times New Roman" w:eastAsia="Calibri" w:hAnsi="Times New Roman" w:cs="Times New Roman"/>
+          <w:b/>
+          <w:bCs/>
+          <w:color w:val="000000" w:themeColor="text1"/>
+        </w:rPr>
+        <w:t xml:space="preserve">There shall be a peripheral PCB for each of our 5 octaves. There shall be one linear hall effect sensor per piano key, for a total of 12 on each peripheral PCB. The 12 analog outputs will be fed into an I2C ADC via a multiplexer. The peripheral board will have an I2C connection to the main board and once the data is processed and the correct pitch of the note is found, the sound will be output to a speak via the MSPM0’s internal DAC. </w:t>
+      </w:r>
+    </w:p>
+    <w:p>
+      <w:pPr>
+        <w:pStyle w:val="ListParagraph"/>
         <w:numPr>
           <w:ilvl w:val="1"/>
           <w:numId w:val="1"/>
@@ -184,6 +352,204 @@
       <w:pPr>
         <w:pStyle w:val="ListParagraph"/>
         <w:numPr>
+          <w:ilvl w:val="0"/>
+          <w:numId w:val="6"/>
+        </w:numPr>
+        <w:tabs>
+          <w:tab w:val="left" w:pos="270"/>
+        </w:tabs>
+        <w:rPr>
+          <w:rFonts w:ascii="Times New Roman" w:eastAsia="Calibri" w:hAnsi="Times New Roman" w:cs="Times New Roman"/>
+          <w:b/>
+          <w:bCs/>
+          <w:color w:val="000000" w:themeColor="text1"/>
+        </w:rPr>
+      </w:pPr>
+      <w:r>
+        <w:rPr>
+          <w:rFonts w:ascii="Times New Roman" w:eastAsia="Calibri" w:hAnsi="Times New Roman" w:cs="Times New Roman"/>
+          <w:b/>
+          <w:bCs/>
+          <w:color w:val="000000" w:themeColor="text1"/>
+        </w:rPr>
+        <w:t xml:space="preserve">Latency </w:t>
+      </w:r>
+      <w:r>
+        <w:rPr>
+          <w:rFonts w:ascii="Times New Roman" w:eastAsia="Calibri" w:hAnsi="Times New Roman" w:cs="Times New Roman"/>
+          <w:b/>
+          <w:bCs/>
+          <w:color w:val="000000" w:themeColor="text1"/>
+        </w:rPr>
+        <w:t>for when a piano key is pressed and when we actually hear a sound</w:t>
+      </w:r>
+    </w:p>
+    <w:p>
+      <w:pPr>
+        <w:pStyle w:val="ListParagraph"/>
+        <w:numPr>
+          <w:ilvl w:val="0"/>
+          <w:numId w:val="6"/>
+        </w:numPr>
+        <w:tabs>
+          <w:tab w:val="left" w:pos="270"/>
+        </w:tabs>
+        <w:rPr>
+          <w:rFonts w:ascii="Times New Roman" w:eastAsia="Calibri" w:hAnsi="Times New Roman" w:cs="Times New Roman"/>
+          <w:b/>
+          <w:bCs/>
+          <w:color w:val="000000" w:themeColor="text1"/>
+        </w:rPr>
+      </w:pPr>
+      <w:r>
+        <w:rPr>
+          <w:rFonts w:ascii="Times New Roman" w:eastAsia="Calibri" w:hAnsi="Times New Roman" w:cs="Times New Roman"/>
+          <w:b/>
+          <w:bCs/>
+          <w:color w:val="000000" w:themeColor="text1"/>
+        </w:rPr>
+        <w:t>Correct pitch for each key</w:t>
+      </w:r>
+    </w:p>
+    <w:p>
+      <w:pPr>
+        <w:pStyle w:val="ListParagraph"/>
+        <w:numPr>
+          <w:ilvl w:val="0"/>
+          <w:numId w:val="6"/>
+        </w:numPr>
+        <w:tabs>
+          <w:tab w:val="left" w:pos="270"/>
+        </w:tabs>
+        <w:rPr>
+          <w:rFonts w:ascii="Times New Roman" w:eastAsia="Calibri" w:hAnsi="Times New Roman" w:cs="Times New Roman"/>
+          <w:b/>
+          <w:bCs/>
+          <w:color w:val="000000" w:themeColor="text1"/>
+        </w:rPr>
+      </w:pPr>
+      <w:r>
+        <w:rPr>
+          <w:rFonts w:ascii="Times New Roman" w:eastAsia="Calibri" w:hAnsi="Times New Roman" w:cs="Times New Roman"/>
+          <w:b/>
+          <w:bCs/>
+          <w:color w:val="000000" w:themeColor="text1"/>
+        </w:rPr>
+        <w:t>Speaking into microphone creates sound sample for keyboard</w:t>
+      </w:r>
+    </w:p>
+    <w:p>
+      <w:pPr>
+        <w:pStyle w:val="ListParagraph"/>
+        <w:numPr>
+          <w:ilvl w:val="0"/>
+          <w:numId w:val="6"/>
+        </w:numPr>
+        <w:tabs>
+          <w:tab w:val="left" w:pos="270"/>
+        </w:tabs>
+        <w:rPr>
+          <w:rFonts w:ascii="Times New Roman" w:eastAsia="Calibri" w:hAnsi="Times New Roman" w:cs="Times New Roman"/>
+          <w:b/>
+          <w:bCs/>
+          <w:color w:val="000000" w:themeColor="text1"/>
+        </w:rPr>
+      </w:pPr>
+      <w:r>
+        <w:rPr>
+          <w:rFonts w:ascii="Times New Roman" w:eastAsia="Calibri" w:hAnsi="Times New Roman" w:cs="Times New Roman"/>
+          <w:b/>
+          <w:bCs/>
+          <w:color w:val="000000" w:themeColor="text1"/>
+        </w:rPr>
+        <w:t>Switches for various modes are reliable</w:t>
+      </w:r>
+    </w:p>
+    <w:p>
+      <w:pPr>
+        <w:pStyle w:val="ListParagraph"/>
+        <w:numPr>
+          <w:ilvl w:val="0"/>
+          <w:numId w:val="6"/>
+        </w:numPr>
+        <w:tabs>
+          <w:tab w:val="left" w:pos="270"/>
+        </w:tabs>
+        <w:rPr>
+          <w:rFonts w:ascii="Times New Roman" w:eastAsia="Calibri" w:hAnsi="Times New Roman" w:cs="Times New Roman"/>
+          <w:b/>
+          <w:bCs/>
+          <w:color w:val="000000" w:themeColor="text1"/>
+        </w:rPr>
+      </w:pPr>
+      <w:r>
+        <w:rPr>
+          <w:rFonts w:ascii="Times New Roman" w:eastAsia="Calibri" w:hAnsi="Times New Roman" w:cs="Times New Roman"/>
+          <w:b/>
+          <w:bCs/>
+          <w:color w:val="000000" w:themeColor="text1"/>
+        </w:rPr>
+        <w:t>LCD visuals work</w:t>
+      </w:r>
+    </w:p>
+    <w:p>
+      <w:pPr>
+        <w:pStyle w:val="ListParagraph"/>
+        <w:numPr>
+          <w:ilvl w:val="0"/>
+          <w:numId w:val="6"/>
+        </w:numPr>
+        <w:tabs>
+          <w:tab w:val="left" w:pos="270"/>
+        </w:tabs>
+        <w:rPr>
+          <w:rFonts w:ascii="Times New Roman" w:eastAsia="Calibri" w:hAnsi="Times New Roman" w:cs="Times New Roman"/>
+          <w:b/>
+          <w:bCs/>
+          <w:color w:val="000000" w:themeColor="text1"/>
+        </w:rPr>
+      </w:pPr>
+      <w:r>
+        <w:rPr>
+          <w:rFonts w:ascii="Times New Roman" w:eastAsia="Calibri" w:hAnsi="Times New Roman" w:cs="Times New Roman"/>
+          <w:b/>
+          <w:bCs/>
+          <w:color w:val="000000" w:themeColor="text1"/>
+        </w:rPr>
+        <w:t>LEDs change according to note played</w:t>
+      </w:r>
+    </w:p>
+    <w:p>
+      <w:pPr>
+        <w:pStyle w:val="ListParagraph"/>
+        <w:numPr>
+          <w:ilvl w:val="0"/>
+          <w:numId w:val="6"/>
+        </w:numPr>
+        <w:tabs>
+          <w:tab w:val="left" w:pos="270"/>
+        </w:tabs>
+        <w:rPr>
+          <w:rFonts w:ascii="Times New Roman" w:eastAsia="Calibri" w:hAnsi="Times New Roman" w:cs="Times New Roman"/>
+          <w:b/>
+          <w:bCs/>
+          <w:color w:val="000000" w:themeColor="text1"/>
+        </w:rPr>
+      </w:pPr>
+      <w:r>
+        <w:rPr>
+          <w:rFonts w:ascii="Times New Roman" w:eastAsia="Calibri" w:hAnsi="Times New Roman" w:cs="Times New Roman"/>
+          <w:b/>
+          <w:bCs/>
+          <w:color w:val="000000" w:themeColor="text1"/>
+        </w:rPr>
+        <w:t>Peddle changes tone</w:t>
+      </w:r>
+    </w:p>
+    <w:p>
+      <w:pPr>
+        <w:pStyle w:val="ListParagraph"/>
+        <w:numPr>
           <w:ilvl w:val="1"/>
           <w:numId w:val="1"/>
         </w:numPr>
@@ -208,6 +574,119 @@
         <w:pStyle w:val="ListParagraph"/>
         <w:numPr>
           <w:ilvl w:val="0"/>
+          <w:numId w:val="3"/>
+        </w:numPr>
+        <w:tabs>
+          <w:tab w:val="left" w:pos="270"/>
+        </w:tabs>
+        <w:rPr>
+          <w:rFonts w:ascii="Times New Roman" w:eastAsia="Calibri" w:hAnsi="Times New Roman" w:cs="Times New Roman"/>
+          <w:color w:val="000000" w:themeColor="text1"/>
+        </w:rPr>
+      </w:pPr>
+      <w:r>
+        <w:rPr>
+          <w:rFonts w:ascii="Times New Roman" w:eastAsia="Calibri" w:hAnsi="Times New Roman" w:cs="Times New Roman"/>
+          <w:b/>
+          <w:bCs/>
+          <w:color w:val="000000" w:themeColor="text1"/>
+        </w:rPr>
+        <w:t>Keys on piano play different notes (5 octaves with 12 keys each)</w:t>
+      </w:r>
+    </w:p>
+    <w:p>
+      <w:pPr>
+        <w:pStyle w:val="ListParagraph"/>
+        <w:numPr>
+          <w:ilvl w:val="0"/>
+          <w:numId w:val="3"/>
+        </w:numPr>
+        <w:tabs>
+          <w:tab w:val="left" w:pos="270"/>
+        </w:tabs>
+        <w:rPr>
+          <w:rFonts w:ascii="Times New Roman" w:eastAsia="Calibri" w:hAnsi="Times New Roman" w:cs="Times New Roman"/>
+          <w:color w:val="000000" w:themeColor="text1"/>
+        </w:rPr>
+      </w:pPr>
+      <w:r>
+        <w:rPr>
+          <w:rFonts w:ascii="Times New Roman" w:eastAsia="Calibri" w:hAnsi="Times New Roman" w:cs="Times New Roman"/>
+          <w:b/>
+          <w:bCs/>
+          <w:color w:val="000000" w:themeColor="text1"/>
+        </w:rPr>
+        <w:t>Microphone on computer which then transfers data to the MSPM0 via UART</w:t>
+      </w:r>
+    </w:p>
+    <w:p>
+      <w:pPr>
+        <w:pStyle w:val="ListParagraph"/>
+        <w:numPr>
+          <w:ilvl w:val="0"/>
+          <w:numId w:val="3"/>
+        </w:numPr>
+        <w:tabs>
+          <w:tab w:val="left" w:pos="270"/>
+        </w:tabs>
+        <w:rPr>
+          <w:rFonts w:ascii="Times New Roman" w:eastAsia="Calibri" w:hAnsi="Times New Roman" w:cs="Times New Roman"/>
+          <w:color w:val="000000" w:themeColor="text1"/>
+        </w:rPr>
+      </w:pPr>
+      <w:r>
+        <w:rPr>
+          <w:rFonts w:ascii="Times New Roman" w:eastAsia="Calibri" w:hAnsi="Times New Roman" w:cs="Times New Roman"/>
+          <w:b/>
+          <w:bCs/>
+          <w:color w:val="000000" w:themeColor="text1"/>
+        </w:rPr>
+        <w:t>LCD with rotary encoder to select different instruments/record sound on the menu screen</w:t>
+      </w:r>
+    </w:p>
+    <w:p>
+      <w:pPr>
+        <w:pStyle w:val="ListParagraph"/>
+        <w:numPr>
+          <w:ilvl w:val="0"/>
+          <w:numId w:val="3"/>
+        </w:numPr>
+        <w:tabs>
+          <w:tab w:val="left" w:pos="270"/>
+        </w:tabs>
+        <w:rPr>
+          <w:rFonts w:ascii="Times New Roman" w:eastAsia="Calibri" w:hAnsi="Times New Roman" w:cs="Times New Roman"/>
+          <w:color w:val="000000" w:themeColor="text1"/>
+        </w:rPr>
+      </w:pPr>
+      <w:r>
+        <w:rPr>
+          <w:rFonts w:ascii="Times New Roman" w:eastAsia="Calibri" w:hAnsi="Times New Roman" w:cs="Times New Roman"/>
+          <w:b/>
+          <w:bCs/>
+          <w:color w:val="000000" w:themeColor="text1"/>
+        </w:rPr>
+        <w:t>Rotary encoder to increase/decrease volume</w:t>
+      </w:r>
+    </w:p>
+    <w:p>
+      <w:pPr>
+        <w:pStyle w:val="ListParagraph"/>
+        <w:tabs>
+          <w:tab w:val="left" w:pos="270"/>
+        </w:tabs>
+        <w:ind w:left="1440"/>
+        <w:rPr>
+          <w:rFonts w:ascii="Times New Roman" w:eastAsia="Calibri" w:hAnsi="Times New Roman" w:cs="Times New Roman"/>
+          <w:color w:val="000000" w:themeColor="text1"/>
+        </w:rPr>
+      </w:pPr>
+    </w:p>
+    <w:p>
+      <w:pPr>
+        <w:pStyle w:val="ListParagraph"/>
+        <w:numPr>
+          <w:ilvl w:val="0"/>
           <w:numId w:val="1"/>
         </w:numPr>
         <w:tabs>
@@ -253,6 +732,131 @@
       <w:pPr>
         <w:pStyle w:val="ListParagraph"/>
         <w:numPr>
+          <w:ilvl w:val="0"/>
+          <w:numId w:val="5"/>
+        </w:numPr>
+        <w:tabs>
+          <w:tab w:val="left" w:pos="270"/>
+        </w:tabs>
+        <w:rPr>
+          <w:rFonts w:ascii="Times New Roman" w:eastAsia="Calibri" w:hAnsi="Times New Roman" w:cs="Times New Roman"/>
+          <w:color w:val="000000" w:themeColor="text1"/>
+        </w:rPr>
+      </w:pPr>
+      <w:r>
+        <w:rPr>
+          <w:rFonts w:ascii="Times New Roman" w:eastAsia="Calibri" w:hAnsi="Times New Roman" w:cs="Times New Roman"/>
+          <w:b/>
+          <w:bCs/>
+          <w:color w:val="000000" w:themeColor="text1"/>
+        </w:rPr>
+        <w:t>Design PCBs- Toby and Morris</w:t>
+      </w:r>
+    </w:p>
+    <w:p>
+      <w:pPr>
+        <w:pStyle w:val="ListParagraph"/>
+        <w:numPr>
+          <w:ilvl w:val="0"/>
+          <w:numId w:val="5"/>
+        </w:numPr>
+        <w:tabs>
+          <w:tab w:val="left" w:pos="270"/>
+        </w:tabs>
+        <w:rPr>
+          <w:rFonts w:ascii="Times New Roman" w:eastAsia="Calibri" w:hAnsi="Times New Roman" w:cs="Times New Roman"/>
+          <w:color w:val="000000" w:themeColor="text1"/>
+        </w:rPr>
+      </w:pPr>
+      <w:r>
+        <w:rPr>
+          <w:rFonts w:ascii="Times New Roman" w:eastAsia="Calibri" w:hAnsi="Times New Roman" w:cs="Times New Roman"/>
+          <w:b/>
+          <w:bCs/>
+          <w:color w:val="000000" w:themeColor="text1"/>
+        </w:rPr>
+        <w:t>DSP Programming- Morris</w:t>
+      </w:r>
+    </w:p>
+    <w:p>
+      <w:pPr>
+        <w:pStyle w:val="ListParagraph"/>
+        <w:numPr>
+          <w:ilvl w:val="0"/>
+          <w:numId w:val="5"/>
+        </w:numPr>
+        <w:tabs>
+          <w:tab w:val="left" w:pos="270"/>
+        </w:tabs>
+        <w:rPr>
+          <w:rFonts w:ascii="Times New Roman" w:eastAsia="Calibri" w:hAnsi="Times New Roman" w:cs="Times New Roman"/>
+          <w:color w:val="000000" w:themeColor="text1"/>
+        </w:rPr>
+      </w:pPr>
+      <w:r>
+        <w:rPr>
+          <w:rFonts w:ascii="Times New Roman" w:eastAsia="Calibri" w:hAnsi="Times New Roman" w:cs="Times New Roman"/>
+          <w:b/>
+          <w:bCs/>
+          <w:color w:val="000000" w:themeColor="text1"/>
+        </w:rPr>
+        <w:t>System Programming- Jeffrey, Zaara, Toby</w:t>
+      </w:r>
+    </w:p>
+    <w:p>
+      <w:pPr>
+        <w:pStyle w:val="ListParagraph"/>
+        <w:numPr>
+          <w:ilvl w:val="0"/>
+          <w:numId w:val="5"/>
+        </w:numPr>
+        <w:tabs>
+          <w:tab w:val="left" w:pos="270"/>
+        </w:tabs>
+        <w:rPr>
+          <w:rFonts w:ascii="Times New Roman" w:eastAsia="Calibri" w:hAnsi="Times New Roman" w:cs="Times New Roman"/>
+          <w:color w:val="000000" w:themeColor="text1"/>
+        </w:rPr>
+      </w:pPr>
+      <w:r>
+        <w:rPr>
+          <w:rFonts w:ascii="Times New Roman" w:eastAsia="Calibri" w:hAnsi="Times New Roman" w:cs="Times New Roman"/>
+          <w:b/>
+          <w:bCs/>
+          <w:color w:val="000000" w:themeColor="text1"/>
+        </w:rPr>
+        <w:t>Mechanical design- Zaara and Jeffrey</w:t>
+      </w:r>
+    </w:p>
+    <w:p>
+      <w:pPr>
+        <w:pStyle w:val="ListParagraph"/>
+        <w:numPr>
+          <w:ilvl w:val="0"/>
+          <w:numId w:val="5"/>
+        </w:numPr>
+        <w:tabs>
+          <w:tab w:val="left" w:pos="270"/>
+        </w:tabs>
+        <w:rPr>
+          <w:rFonts w:ascii="Times New Roman" w:eastAsia="Calibri" w:hAnsi="Times New Roman" w:cs="Times New Roman"/>
+          <w:color w:val="000000" w:themeColor="text1"/>
+        </w:rPr>
+      </w:pPr>
+      <w:r>
+        <w:rPr>
+          <w:rFonts w:ascii="Times New Roman" w:eastAsia="Calibri" w:hAnsi="Times New Roman" w:cs="Times New Roman"/>
+          <w:b/>
+          <w:bCs/>
+          <w:color w:val="000000" w:themeColor="text1"/>
+        </w:rPr>
+        <w:t>Solder monkeys- Everyone</w:t>
+      </w:r>
+    </w:p>
+    <w:p>
+      <w:pPr>
+        <w:pStyle w:val="ListParagraph"/>
+        <w:numPr>
           <w:ilvl w:val="1"/>
           <w:numId w:val="1"/>
         </w:numPr>
@@ -269,37 +873,37 @@
           <w:rFonts w:ascii="Times New Roman" w:eastAsia="Calibri" w:hAnsi="Times New Roman" w:cs="Times New Roman"/>
           <w:color w:val="000000" w:themeColor="text1"/>
         </w:rPr>
+        <w:lastRenderedPageBreak/>
         <w:t xml:space="preserve">Reports: Simply </w:t>
       </w:r>
       <w:r>
         <w:rPr>
           <w:rFonts w:ascii="Times New Roman" w:hAnsi="Times New Roman" w:cs="Times New Roman"/>
         </w:rPr>
-        <w:t>state the reports for Labs 7</w:t>
-      </w:r>
+        <w:t>state the reports for Labs 7 8, and 10 will be written</w:t>
+      </w:r>
+    </w:p>
+    <w:p>
+      <w:pPr>
+        <w:pStyle w:val="ListParagraph"/>
+        <w:tabs>
+          <w:tab w:val="left" w:pos="270"/>
+        </w:tabs>
+        <w:ind w:left="1440"/>
+        <w:rPr>
+          <w:rFonts w:ascii="Times New Roman" w:eastAsia="Calibri" w:hAnsi="Times New Roman" w:cs="Times New Roman"/>
+          <w:b/>
+          <w:bCs/>
+          <w:color w:val="000000" w:themeColor="text1"/>
+        </w:rPr>
+      </w:pPr>
       <w:r>
         <w:rPr>
           <w:rFonts w:ascii="Times New Roman" w:hAnsi="Times New Roman" w:cs="Times New Roman"/>
-        </w:rPr>
-        <w:t xml:space="preserve"> 8, </w:t>
-      </w:r>
-      <w:r>
-        <w:rPr>
-          <w:rFonts w:ascii="Times New Roman" w:hAnsi="Times New Roman" w:cs="Times New Roman"/>
-        </w:rPr>
-        <w:t xml:space="preserve"> and 1</w:t>
-      </w:r>
-      <w:r>
-        <w:rPr>
-          <w:rFonts w:ascii="Times New Roman" w:hAnsi="Times New Roman" w:cs="Times New Roman"/>
-        </w:rPr>
-        <w:t>0</w:t>
-      </w:r>
-      <w:r>
-        <w:rPr>
-          <w:rFonts w:ascii="Times New Roman" w:hAnsi="Times New Roman" w:cs="Times New Roman"/>
-        </w:rPr>
-        <w:t xml:space="preserve"> will be written</w:t>
+          <w:b/>
+          <w:bCs/>
+        </w:rPr>
+        <w:t>Yes, they will be written.</w:t>
       </w:r>
     </w:p>
     <w:p>
@@ -321,6 +925,37 @@
         </w:rPr>
         <w:t>Outcomes: What are the deliverables? How do we know when it is done?</w:t>
       </w:r>
+    </w:p>
+    <w:p>
+      <w:pPr>
+        <w:pStyle w:val="ListParagraph"/>
+        <w:ind w:left="1440"/>
+        <w:rPr>
+          <w:rFonts w:ascii="Times New Roman" w:eastAsia="Calibri" w:hAnsi="Times New Roman" w:cs="Times New Roman"/>
+          <w:b/>
+          <w:bCs/>
+          <w:color w:val="000000" w:themeColor="text1"/>
+        </w:rPr>
+      </w:pPr>
+      <w:r>
+        <w:rPr>
+          <w:rFonts w:ascii="Times New Roman" w:eastAsia="Calibri" w:hAnsi="Times New Roman" w:cs="Times New Roman"/>
+          <w:b/>
+          <w:bCs/>
+          <w:color w:val="000000" w:themeColor="text1"/>
+        </w:rPr>
+        <w:t xml:space="preserve">We should have a working microphone system that can turn a sound into a sample that can be played on the keyboard. We should also have a working synthesizer with 5 octaves. We will also have an LED display which changes based on the note being played. Our LCD/rotary encoder setup should allow the user to set the instrument used. </w:t>
+      </w:r>
+    </w:p>
+    <w:p>
+      <w:pPr>
+        <w:pStyle w:val="ListParagraph"/>
+        <w:ind w:left="1440"/>
+        <w:rPr>
+          <w:rFonts w:ascii="Times New Roman" w:eastAsia="Calibri" w:hAnsi="Times New Roman" w:cs="Times New Roman"/>
+          <w:color w:val="000000" w:themeColor="text1"/>
+        </w:rPr>
+      </w:pPr>
     </w:p>
     <w:sectPr>
       <w:pgSz w:w="12240" w:h="15840"/>
@@ -335,6 +970,458 @@
 <file path=word/numbering.xml><?xml version="1.0" encoding="utf-8"?>
 <w:numbering xmlns:wpc="http://schemas.microsoft.com/office/word/2010/wordprocessingCanvas" xmlns:cx="http://schemas.microsoft.com/office/drawing/2014/chartex" xmlns:cx1="http://schemas.microsoft.com/office/drawing/2015/9/8/chartex" xmlns:cx2="http://schemas.microsoft.com/office/drawing/2015/10/21/chartex" xmlns:cx3="http://schemas.microsoft.com/office/drawing/2016/5/9/chartex" xmlns:cx4="http://schemas.microsoft.com/office/drawing/2016/5/10/chartex" xmlns:cx5="http://schemas.microsoft.com/office/drawing/2016/5/11/chartex" xmlns:cx6="http://schemas.microsoft.com/office/drawing/2016/5/12/chartex" xmlns:cx7="http://schemas.microsoft.com/office/drawing/2016/5/13/chartex" xmlns:cx8="http://schemas.microsoft.com/office/drawing/2016/5/14/chartex" xmlns:mc="http://schemas.openxmlformats.org/markup-compatibility/2006" xmlns:aink="http://schemas.microsoft.com/office/drawing/2016/ink" xmlns:am3d="http://schemas.microsoft.com/office/drawing/2017/model3d" xmlns:o="urn:schemas-microsoft-com:office:office" xmlns:oel="http://schemas.microsoft.com/office/2019/extlst" xmlns:r="http://schemas.openxmlformats.org/officeDocument/2006/relationships" xmlns:m="http://schemas.openxmlformats.org/officeDocument/2006/math" xmlns:v="urn:schemas-microsoft-com:vml" xmlns:wp14="http://schemas.microsoft.com/office/word/2010/wordprocessingDrawing" xmlns:wp="http://schemas.openxmlformats.org/drawingml/2006/wordprocessingDrawing" xmlns:w10="urn:schemas-microsoft-com:office:word" xmlns:w="http://schemas.openxmlformats.org/wordprocessingml/2006/main" xmlns:w14="http://schemas.microsoft.com/office/word/2010/wordml" xmlns:w15="http://schemas.microsoft.com/office/word/2012/wordml" xmlns:w16cex="http://schemas.microsoft.com/office/word/2018/wordml/cex" xmlns:w16cid="http://schemas.microsoft.com/office/word/2016/wordml/cid" xmlns:w16="http://schemas.microsoft.com/office/word/2018/wordml" xmlns:w16du="http://schemas.microsoft.com/office/word/2023/wordml/word16du" xmlns:w16sdtdh="http://schemas.microsoft.com/office/word/2020/wordml/sdtdatahash" xmlns:w16sdtfl="http://schemas.microsoft.com/office/word/2024/wordml/sdtformatlock" xmlns:w16se="http://schemas.microsoft.com/office/word/2015/wordml/symex" xmlns:wpg="http://schemas.microsoft.com/office/word/2010/wordprocessingGroup" xmlns:wpi="http://schemas.microsoft.com/office/word/2010/wordprocessingInk" xmlns:wne="http://schemas.microsoft.com/office/word/2006/wordml" xmlns:wps="http://schemas.microsoft.com/office/word/2010/wordprocessingShape" mc:Ignorable="w14 w15 w16se w16cid w16 w16cex w16sdtdh w16sdtfl w16du wp14">
   <w:abstractNum w:abstractNumId="0" w15:restartNumberingAfterBreak="0">
+    <w:nsid w:val="0C0D1088"/>
+    <w:multiLevelType w:val="hybridMultilevel"/>
+    <w:tmpl w:val="CEC84DAC"/>
+    <w:lvl w:ilvl="0" w:tplc="04090001">
+      <w:start w:val="1"/>
+      <w:numFmt w:val="bullet"/>
+      <w:lvlText w:val=""/>
+      <w:lvlJc w:val="left"/>
+      <w:pPr>
+        <w:ind w:left="2160" w:hanging="360"/>
+      </w:pPr>
+      <w:rPr>
+        <w:rFonts w:ascii="Symbol" w:hAnsi="Symbol" w:hint="default"/>
+      </w:rPr>
+    </w:lvl>
+    <w:lvl w:ilvl="1" w:tplc="04090003" w:tentative="1">
+      <w:start w:val="1"/>
+      <w:numFmt w:val="bullet"/>
+      <w:lvlText w:val="o"/>
+      <w:lvlJc w:val="left"/>
+      <w:pPr>
+        <w:ind w:left="2880" w:hanging="360"/>
+      </w:pPr>
+      <w:rPr>
+        <w:rFonts w:ascii="Courier New" w:hAnsi="Courier New" w:cs="Courier New" w:hint="default"/>
+      </w:rPr>
+    </w:lvl>
+    <w:lvl w:ilvl="2" w:tplc="04090005" w:tentative="1">
+      <w:start w:val="1"/>
+      <w:numFmt w:val="bullet"/>
+      <w:lvlText w:val=""/>
+      <w:lvlJc w:val="left"/>
+      <w:pPr>
+        <w:ind w:left="3600" w:hanging="360"/>
+      </w:pPr>
+      <w:rPr>
+        <w:rFonts w:ascii="Wingdings" w:hAnsi="Wingdings" w:hint="default"/>
+      </w:rPr>
+    </w:lvl>
+    <w:lvl w:ilvl="3" w:tplc="04090001" w:tentative="1">
+      <w:start w:val="1"/>
+      <w:numFmt w:val="bullet"/>
+      <w:lvlText w:val=""/>
+      <w:lvlJc w:val="left"/>
+      <w:pPr>
+        <w:ind w:left="4320" w:hanging="360"/>
+      </w:pPr>
+      <w:rPr>
+        <w:rFonts w:ascii="Symbol" w:hAnsi="Symbol" w:hint="default"/>
+      </w:rPr>
+    </w:lvl>
+    <w:lvl w:ilvl="4" w:tplc="04090003" w:tentative="1">
+      <w:start w:val="1"/>
+      <w:numFmt w:val="bullet"/>
+      <w:lvlText w:val="o"/>
+      <w:lvlJc w:val="left"/>
+      <w:pPr>
+        <w:ind w:left="5040" w:hanging="360"/>
+      </w:pPr>
+      <w:rPr>
+        <w:rFonts w:ascii="Courier New" w:hAnsi="Courier New" w:cs="Courier New" w:hint="default"/>
+      </w:rPr>
+    </w:lvl>
+    <w:lvl w:ilvl="5" w:tplc="04090005" w:tentative="1">
+      <w:start w:val="1"/>
+      <w:numFmt w:val="bullet"/>
+      <w:lvlText w:val=""/>
+      <w:lvlJc w:val="left"/>
+      <w:pPr>
+        <w:ind w:left="5760" w:hanging="360"/>
+      </w:pPr>
+      <w:rPr>
+        <w:rFonts w:ascii="Wingdings" w:hAnsi="Wingdings" w:hint="default"/>
+      </w:rPr>
+    </w:lvl>
+    <w:lvl w:ilvl="6" w:tplc="04090001" w:tentative="1">
+      <w:start w:val="1"/>
+      <w:numFmt w:val="bullet"/>
+      <w:lvlText w:val=""/>
+      <w:lvlJc w:val="left"/>
+      <w:pPr>
+        <w:ind w:left="6480" w:hanging="360"/>
+      </w:pPr>
+      <w:rPr>
+        <w:rFonts w:ascii="Symbol" w:hAnsi="Symbol" w:hint="default"/>
+      </w:rPr>
+    </w:lvl>
+    <w:lvl w:ilvl="7" w:tplc="04090003" w:tentative="1">
+      <w:start w:val="1"/>
+      <w:numFmt w:val="bullet"/>
+      <w:lvlText w:val="o"/>
+      <w:lvlJc w:val="left"/>
+      <w:pPr>
+        <w:ind w:left="7200" w:hanging="360"/>
+      </w:pPr>
+      <w:rPr>
+        <w:rFonts w:ascii="Courier New" w:hAnsi="Courier New" w:cs="Courier New" w:hint="default"/>
+      </w:rPr>
+    </w:lvl>
+    <w:lvl w:ilvl="8" w:tplc="04090005" w:tentative="1">
+      <w:start w:val="1"/>
+      <w:numFmt w:val="bullet"/>
+      <w:lvlText w:val=""/>
+      <w:lvlJc w:val="left"/>
+      <w:pPr>
+        <w:ind w:left="7920" w:hanging="360"/>
+      </w:pPr>
+      <w:rPr>
+        <w:rFonts w:ascii="Wingdings" w:hAnsi="Wingdings" w:hint="default"/>
+      </w:rPr>
+    </w:lvl>
+  </w:abstractNum>
+  <w:abstractNum w:abstractNumId="1" w15:restartNumberingAfterBreak="0">
+    <w:nsid w:val="47990A79"/>
+    <w:multiLevelType w:val="hybridMultilevel"/>
+    <w:tmpl w:val="EAE27E2C"/>
+    <w:lvl w:ilvl="0" w:tplc="04090001">
+      <w:start w:val="1"/>
+      <w:numFmt w:val="bullet"/>
+      <w:lvlText w:val=""/>
+      <w:lvlJc w:val="left"/>
+      <w:pPr>
+        <w:ind w:left="2160" w:hanging="360"/>
+      </w:pPr>
+      <w:rPr>
+        <w:rFonts w:ascii="Symbol" w:hAnsi="Symbol" w:hint="default"/>
+      </w:rPr>
+    </w:lvl>
+    <w:lvl w:ilvl="1" w:tplc="04090003" w:tentative="1">
+      <w:start w:val="1"/>
+      <w:numFmt w:val="bullet"/>
+      <w:lvlText w:val="o"/>
+      <w:lvlJc w:val="left"/>
+      <w:pPr>
+        <w:ind w:left="2880" w:hanging="360"/>
+      </w:pPr>
+      <w:rPr>
+        <w:rFonts w:ascii="Courier New" w:hAnsi="Courier New" w:cs="Courier New" w:hint="default"/>
+      </w:rPr>
+    </w:lvl>
+    <w:lvl w:ilvl="2" w:tplc="04090005" w:tentative="1">
+      <w:start w:val="1"/>
+      <w:numFmt w:val="bullet"/>
+      <w:lvlText w:val=""/>
+      <w:lvlJc w:val="left"/>
+      <w:pPr>
+        <w:ind w:left="3600" w:hanging="360"/>
+      </w:pPr>
+      <w:rPr>
+        <w:rFonts w:ascii="Wingdings" w:hAnsi="Wingdings" w:hint="default"/>
+      </w:rPr>
+    </w:lvl>
+    <w:lvl w:ilvl="3" w:tplc="04090001" w:tentative="1">
+      <w:start w:val="1"/>
+      <w:numFmt w:val="bullet"/>
+      <w:lvlText w:val=""/>
+      <w:lvlJc w:val="left"/>
+      <w:pPr>
+        <w:ind w:left="4320" w:hanging="360"/>
+      </w:pPr>
+      <w:rPr>
+        <w:rFonts w:ascii="Symbol" w:hAnsi="Symbol" w:hint="default"/>
+      </w:rPr>
+    </w:lvl>
+    <w:lvl w:ilvl="4" w:tplc="04090003" w:tentative="1">
+      <w:start w:val="1"/>
+      <w:numFmt w:val="bullet"/>
+      <w:lvlText w:val="o"/>
+      <w:lvlJc w:val="left"/>
+      <w:pPr>
+        <w:ind w:left="5040" w:hanging="360"/>
+      </w:pPr>
+      <w:rPr>
+        <w:rFonts w:ascii="Courier New" w:hAnsi="Courier New" w:cs="Courier New" w:hint="default"/>
+      </w:rPr>
+    </w:lvl>
+    <w:lvl w:ilvl="5" w:tplc="04090005" w:tentative="1">
+      <w:start w:val="1"/>
+      <w:numFmt w:val="bullet"/>
+      <w:lvlText w:val=""/>
+      <w:lvlJc w:val="left"/>
+      <w:pPr>
+        <w:ind w:left="5760" w:hanging="360"/>
+      </w:pPr>
+      <w:rPr>
+        <w:rFonts w:ascii="Wingdings" w:hAnsi="Wingdings" w:hint="default"/>
+      </w:rPr>
+    </w:lvl>
+    <w:lvl w:ilvl="6" w:tplc="04090001" w:tentative="1">
+      <w:start w:val="1"/>
+      <w:numFmt w:val="bullet"/>
+      <w:lvlText w:val=""/>
+      <w:lvlJc w:val="left"/>
+      <w:pPr>
+        <w:ind w:left="6480" w:hanging="360"/>
+      </w:pPr>
+      <w:rPr>
+        <w:rFonts w:ascii="Symbol" w:hAnsi="Symbol" w:hint="default"/>
+      </w:rPr>
+    </w:lvl>
+    <w:lvl w:ilvl="7" w:tplc="04090003" w:tentative="1">
+      <w:start w:val="1"/>
+      <w:numFmt w:val="bullet"/>
+      <w:lvlText w:val="o"/>
+      <w:lvlJc w:val="left"/>
+      <w:pPr>
+        <w:ind w:left="7200" w:hanging="360"/>
+      </w:pPr>
+      <w:rPr>
+        <w:rFonts w:ascii="Courier New" w:hAnsi="Courier New" w:cs="Courier New" w:hint="default"/>
+      </w:rPr>
+    </w:lvl>
+    <w:lvl w:ilvl="8" w:tplc="04090005" w:tentative="1">
+      <w:start w:val="1"/>
+      <w:numFmt w:val="bullet"/>
+      <w:lvlText w:val=""/>
+      <w:lvlJc w:val="left"/>
+      <w:pPr>
+        <w:ind w:left="7920" w:hanging="360"/>
+      </w:pPr>
+      <w:rPr>
+        <w:rFonts w:ascii="Wingdings" w:hAnsi="Wingdings" w:hint="default"/>
+      </w:rPr>
+    </w:lvl>
+  </w:abstractNum>
+  <w:abstractNum w:abstractNumId="2" w15:restartNumberingAfterBreak="0">
+    <w:nsid w:val="50F914A8"/>
+    <w:multiLevelType w:val="hybridMultilevel"/>
+    <w:tmpl w:val="58542190"/>
+    <w:lvl w:ilvl="0" w:tplc="04090001">
+      <w:start w:val="1"/>
+      <w:numFmt w:val="bullet"/>
+      <w:lvlText w:val=""/>
+      <w:lvlJc w:val="left"/>
+      <w:pPr>
+        <w:ind w:left="2160" w:hanging="360"/>
+      </w:pPr>
+      <w:rPr>
+        <w:rFonts w:ascii="Symbol" w:hAnsi="Symbol" w:hint="default"/>
+      </w:rPr>
+    </w:lvl>
+    <w:lvl w:ilvl="1" w:tplc="04090003" w:tentative="1">
+      <w:start w:val="1"/>
+      <w:numFmt w:val="bullet"/>
+      <w:lvlText w:val="o"/>
+      <w:lvlJc w:val="left"/>
+      <w:pPr>
+        <w:ind w:left="2880" w:hanging="360"/>
+      </w:pPr>
+      <w:rPr>
+        <w:rFonts w:ascii="Courier New" w:hAnsi="Courier New" w:cs="Courier New" w:hint="default"/>
+      </w:rPr>
+    </w:lvl>
+    <w:lvl w:ilvl="2" w:tplc="04090005" w:tentative="1">
+      <w:start w:val="1"/>
+      <w:numFmt w:val="bullet"/>
+      <w:lvlText w:val=""/>
+      <w:lvlJc w:val="left"/>
+      <w:pPr>
+        <w:ind w:left="3600" w:hanging="360"/>
+      </w:pPr>
+      <w:rPr>
+        <w:rFonts w:ascii="Wingdings" w:hAnsi="Wingdings" w:hint="default"/>
+      </w:rPr>
+    </w:lvl>
+    <w:lvl w:ilvl="3" w:tplc="04090001" w:tentative="1">
+      <w:start w:val="1"/>
+      <w:numFmt w:val="bullet"/>
+      <w:lvlText w:val=""/>
+      <w:lvlJc w:val="left"/>
+      <w:pPr>
+        <w:ind w:left="4320" w:hanging="360"/>
+      </w:pPr>
+      <w:rPr>
+        <w:rFonts w:ascii="Symbol" w:hAnsi="Symbol" w:hint="default"/>
+      </w:rPr>
+    </w:lvl>
+    <w:lvl w:ilvl="4" w:tplc="04090003" w:tentative="1">
+      <w:start w:val="1"/>
+      <w:numFmt w:val="bullet"/>
+      <w:lvlText w:val="o"/>
+      <w:lvlJc w:val="left"/>
+      <w:pPr>
+        <w:ind w:left="5040" w:hanging="360"/>
+      </w:pPr>
+      <w:rPr>
+        <w:rFonts w:ascii="Courier New" w:hAnsi="Courier New" w:cs="Courier New" w:hint="default"/>
+      </w:rPr>
+    </w:lvl>
+    <w:lvl w:ilvl="5" w:tplc="04090005" w:tentative="1">
+      <w:start w:val="1"/>
+      <w:numFmt w:val="bullet"/>
+      <w:lvlText w:val=""/>
+      <w:lvlJc w:val="left"/>
+      <w:pPr>
+        <w:ind w:left="5760" w:hanging="360"/>
+      </w:pPr>
+      <w:rPr>
+        <w:rFonts w:ascii="Wingdings" w:hAnsi="Wingdings" w:hint="default"/>
+      </w:rPr>
+    </w:lvl>
+    <w:lvl w:ilvl="6" w:tplc="04090001" w:tentative="1">
+      <w:start w:val="1"/>
+      <w:numFmt w:val="bullet"/>
+      <w:lvlText w:val=""/>
+      <w:lvlJc w:val="left"/>
+      <w:pPr>
+        <w:ind w:left="6480" w:hanging="360"/>
+      </w:pPr>
+      <w:rPr>
+        <w:rFonts w:ascii="Symbol" w:hAnsi="Symbol" w:hint="default"/>
+      </w:rPr>
+    </w:lvl>
+    <w:lvl w:ilvl="7" w:tplc="04090003" w:tentative="1">
+      <w:start w:val="1"/>
+      <w:numFmt w:val="bullet"/>
+      <w:lvlText w:val="o"/>
+      <w:lvlJc w:val="left"/>
+      <w:pPr>
+        <w:ind w:left="7200" w:hanging="360"/>
+      </w:pPr>
+      <w:rPr>
+        <w:rFonts w:ascii="Courier New" w:hAnsi="Courier New" w:cs="Courier New" w:hint="default"/>
+      </w:rPr>
+    </w:lvl>
+    <w:lvl w:ilvl="8" w:tplc="04090005" w:tentative="1">
+      <w:start w:val="1"/>
+      <w:numFmt w:val="bullet"/>
+      <w:lvlText w:val=""/>
+      <w:lvlJc w:val="left"/>
+      <w:pPr>
+        <w:ind w:left="7920" w:hanging="360"/>
+      </w:pPr>
+      <w:rPr>
+        <w:rFonts w:ascii="Wingdings" w:hAnsi="Wingdings" w:hint="default"/>
+      </w:rPr>
+    </w:lvl>
+  </w:abstractNum>
+  <w:abstractNum w:abstractNumId="3" w15:restartNumberingAfterBreak="0">
+    <w:nsid w:val="58FE5350"/>
+    <w:multiLevelType w:val="hybridMultilevel"/>
+    <w:tmpl w:val="EBB4F208"/>
+    <w:lvl w:ilvl="0" w:tplc="04090001">
+      <w:start w:val="1"/>
+      <w:numFmt w:val="bullet"/>
+      <w:lvlText w:val=""/>
+      <w:lvlJc w:val="left"/>
+      <w:pPr>
+        <w:ind w:left="2160" w:hanging="360"/>
+      </w:pPr>
+      <w:rPr>
+        <w:rFonts w:ascii="Symbol" w:hAnsi="Symbol" w:hint="default"/>
+      </w:rPr>
+    </w:lvl>
+    <w:lvl w:ilvl="1" w:tplc="04090003" w:tentative="1">
+      <w:start w:val="1"/>
+      <w:numFmt w:val="bullet"/>
+      <w:lvlText w:val="o"/>
+      <w:lvlJc w:val="left"/>
+      <w:pPr>
+        <w:ind w:left="2880" w:hanging="360"/>
+      </w:pPr>
+      <w:rPr>
+        <w:rFonts w:ascii="Courier New" w:hAnsi="Courier New" w:cs="Courier New" w:hint="default"/>
+      </w:rPr>
+    </w:lvl>
+    <w:lvl w:ilvl="2" w:tplc="04090005" w:tentative="1">
+      <w:start w:val="1"/>
+      <w:numFmt w:val="bullet"/>
+      <w:lvlText w:val=""/>
+      <w:lvlJc w:val="left"/>
+      <w:pPr>
+        <w:ind w:left="3600" w:hanging="360"/>
+      </w:pPr>
+      <w:rPr>
+        <w:rFonts w:ascii="Wingdings" w:hAnsi="Wingdings" w:hint="default"/>
+      </w:rPr>
+    </w:lvl>
+    <w:lvl w:ilvl="3" w:tplc="04090001" w:tentative="1">
+      <w:start w:val="1"/>
+      <w:numFmt w:val="bullet"/>
+      <w:lvlText w:val=""/>
+      <w:lvlJc w:val="left"/>
+      <w:pPr>
+        <w:ind w:left="4320" w:hanging="360"/>
+      </w:pPr>
+      <w:rPr>
+        <w:rFonts w:ascii="Symbol" w:hAnsi="Symbol" w:hint="default"/>
+      </w:rPr>
+    </w:lvl>
+    <w:lvl w:ilvl="4" w:tplc="04090003" w:tentative="1">
+      <w:start w:val="1"/>
+      <w:numFmt w:val="bullet"/>
+      <w:lvlText w:val="o"/>
+      <w:lvlJc w:val="left"/>
+      <w:pPr>
+        <w:ind w:left="5040" w:hanging="360"/>
+      </w:pPr>
+      <w:rPr>
+        <w:rFonts w:ascii="Courier New" w:hAnsi="Courier New" w:cs="Courier New" w:hint="default"/>
+      </w:rPr>
+    </w:lvl>
+    <w:lvl w:ilvl="5" w:tplc="04090005" w:tentative="1">
+      <w:start w:val="1"/>
+      <w:numFmt w:val="bullet"/>
+      <w:lvlText w:val=""/>
+      <w:lvlJc w:val="left"/>
+      <w:pPr>
+        <w:ind w:left="5760" w:hanging="360"/>
+      </w:pPr>
+      <w:rPr>
+        <w:rFonts w:ascii="Wingdings" w:hAnsi="Wingdings" w:hint="default"/>
+      </w:rPr>
+    </w:lvl>
+    <w:lvl w:ilvl="6" w:tplc="04090001" w:tentative="1">
+      <w:start w:val="1"/>
+      <w:numFmt w:val="bullet"/>
+      <w:lvlText w:val=""/>
+      <w:lvlJc w:val="left"/>
+      <w:pPr>
+        <w:ind w:left="6480" w:hanging="360"/>
+      </w:pPr>
+      <w:rPr>
+        <w:rFonts w:ascii="Symbol" w:hAnsi="Symbol" w:hint="default"/>
+      </w:rPr>
+    </w:lvl>
+    <w:lvl w:ilvl="7" w:tplc="04090003" w:tentative="1">
+      <w:start w:val="1"/>
+      <w:numFmt w:val="bullet"/>
+      <w:lvlText w:val="o"/>
+      <w:lvlJc w:val="left"/>
+      <w:pPr>
+        <w:ind w:left="7200" w:hanging="360"/>
+      </w:pPr>
+      <w:rPr>
+        <w:rFonts w:ascii="Courier New" w:hAnsi="Courier New" w:cs="Courier New" w:hint="default"/>
+      </w:rPr>
+    </w:lvl>
+    <w:lvl w:ilvl="8" w:tplc="04090005" w:tentative="1">
+      <w:start w:val="1"/>
+      <w:numFmt w:val="bullet"/>
+      <w:lvlText w:val=""/>
+      <w:lvlJc w:val="left"/>
+      <w:pPr>
+        <w:ind w:left="7920" w:hanging="360"/>
+      </w:pPr>
+      <w:rPr>
+        <w:rFonts w:ascii="Wingdings" w:hAnsi="Wingdings" w:hint="default"/>
+      </w:rPr>
+    </w:lvl>
+  </w:abstractNum>
+  <w:abstractNum w:abstractNumId="4" w15:restartNumberingAfterBreak="0">
     <w:nsid w:val="6ABDF5BE"/>
     <w:multiLevelType w:val="multilevel"/>
     <w:tmpl w:val="503C893E"/>
@@ -420,7 +1507,7 @@
       </w:pPr>
     </w:lvl>
   </w:abstractNum>
-  <w:abstractNum w:abstractNumId="1" w15:restartNumberingAfterBreak="0">
+  <w:abstractNum w:abstractNumId="5" w15:restartNumberingAfterBreak="0">
     <w:nsid w:val="7417248F"/>
     <w:multiLevelType w:val="multilevel"/>
     <w:tmpl w:val="6D42119A"/>
@@ -507,10 +1594,22 @@
     </w:lvl>
   </w:abstractNum>
   <w:num w:numId="1" w16cid:durableId="1293051328">
-    <w:abstractNumId w:val="1"/>
+    <w:abstractNumId w:val="5"/>
   </w:num>
   <w:num w:numId="2" w16cid:durableId="656692045">
+    <w:abstractNumId w:val="4"/>
+  </w:num>
+  <w:num w:numId="3" w16cid:durableId="1034187018">
+    <w:abstractNumId w:val="2"/>
+  </w:num>
+  <w:num w:numId="4" w16cid:durableId="1231887637">
+    <w:abstractNumId w:val="3"/>
+  </w:num>
+  <w:num w:numId="5" w16cid:durableId="541407288">
     <w:abstractNumId w:val="0"/>
+  </w:num>
+  <w:num w:numId="6" w16cid:durableId="706611585">
+    <w:abstractNumId w:val="1"/>
   </w:num>
 </w:numbering>
 </file>
